--- a/DP/Звіти/Хруставчук №1.docx
+++ b/DP/Звіти/Хруставчук №1.docx
@@ -659,7 +659,7 @@
           <w:szCs w:val="28"/>
           <w:lang w:val="uk-UA"/>
         </w:rPr>
-        <w:t>ла</w:t>
+        <w:t>в</w:t>
       </w:r>
       <w:r>
         <w:rPr>
@@ -5396,6 +5396,7 @@
       </w:pPr>
       <w:r>
         <w:rPr>
+          <w:noProof/>
           <w:sz w:val="28"/>
           <w:szCs w:val="28"/>
           <w:lang w:val="uk-UA"/>
@@ -5494,6 +5495,7 @@
       </w:pPr>
       <w:r>
         <w:rPr>
+          <w:noProof/>
           <w:sz w:val="28"/>
           <w:szCs w:val="28"/>
           <w:lang w:val="uk-UA"/>
@@ -5600,6 +5602,7 @@
       </w:pPr>
       <w:r>
         <w:rPr>
+          <w:noProof/>
           <w:sz w:val="28"/>
           <w:szCs w:val="28"/>
           <w:lang w:val="uk-UA"/>
